--- a/06_defense/export/微服务接口与数据归属.docx
+++ b/06_defense/export/微服务接口与数据归属.docx
@@ -419,7 +419,7 @@
       <w:r>
         <w:drawing>
           <wp:inline xmlns:a="http://schemas.openxmlformats.org/drawingml/2006/main" xmlns:pic="http://schemas.openxmlformats.org/drawingml/2006/picture">
-            <wp:extent cx="5580000" cy="7221176"/>
+            <wp:extent cx="5580000" cy="4680000"/>
             <wp:docPr id="1" name="Picture 1"/>
             <wp:cNvGraphicFramePr>
               <a:graphicFrameLocks noChangeAspect="1"/>
@@ -440,7 +440,7 @@
                   <pic:spPr>
                     <a:xfrm>
                       <a:off x="0" y="0"/>
-                      <a:ext cx="5580000" cy="7221176"/>
+                      <a:ext cx="5580000" cy="4680000"/>
                     </a:xfrm>
                     <a:prstGeom prst="rect"/>
                   </pic:spPr>
@@ -461,7 +461,7 @@
           <w:b w:val="0"/>
           <w:sz w:val="18"/>
         </w:rPr>
-        <w:t>33-MS-SPLIT.svg</w:t>
+        <w:t>33-MS-SPLIT.png</w:t>
       </w:r>
     </w:p>
     <w:p>

--- a/06_defense/export/微服务接口与数据归属.docx
+++ b/06_defense/export/微服务接口与数据归属.docx
@@ -3453,7 +3453,7 @@
                 <w:rFonts w:ascii="Microsoft YaHei" w:hAnsi="Microsoft YaHei" w:eastAsia="Microsoft YaHei"/>
                 <w:sz w:val="18"/>
               </w:rPr>
-              <w:t>Compose 微服务前端 `http://localhost:8082` 已运行 Playwright UC01-UC12，6/6 通过</w:t>
+              <w:t>Compose 微服务前端 `http://localhost:8082` 已运行 Playwright UC01-UC12，42/42 通过</w:t>
             </w:r>
           </w:p>
         </w:tc>

--- a/06_defense/export/微服务接口与数据归属.docx
+++ b/06_defense/export/微服务接口与数据归属.docx
@@ -419,7 +419,7 @@
       <w:r>
         <w:drawing>
           <wp:inline xmlns:a="http://schemas.openxmlformats.org/drawingml/2006/main" xmlns:pic="http://schemas.openxmlformats.org/drawingml/2006/picture">
-            <wp:extent cx="5580000" cy="7221176"/>
+            <wp:extent cx="5580000" cy="4680000"/>
             <wp:docPr id="1" name="Picture 1"/>
             <wp:cNvGraphicFramePr>
               <a:graphicFrameLocks noChangeAspect="1"/>
@@ -440,7 +440,7 @@
                   <pic:spPr>
                     <a:xfrm>
                       <a:off x="0" y="0"/>
-                      <a:ext cx="5580000" cy="7221176"/>
+                      <a:ext cx="5580000" cy="4680000"/>
                     </a:xfrm>
                     <a:prstGeom prst="rect"/>
                   </pic:spPr>
@@ -461,7 +461,7 @@
           <w:b w:val="0"/>
           <w:sz w:val="18"/>
         </w:rPr>
-        <w:t>33-MS-SPLIT.svg</w:t>
+        <w:t>33-MS-SPLIT.png</w:t>
       </w:r>
     </w:p>
     <w:p>
@@ -3453,7 +3453,7 @@
                 <w:rFonts w:ascii="Microsoft YaHei" w:hAnsi="Microsoft YaHei" w:eastAsia="Microsoft YaHei"/>
                 <w:sz w:val="18"/>
               </w:rPr>
-              <w:t>Compose 微服务前端 `http://localhost:8082` 已运行 Playwright UC01-UC12，42/42 通过</w:t>
+              <w:t>Compose 微服务前端 `http://localhost:8082` 已运行 Playwright UC01-UC12，6/6 通过</w:t>
             </w:r>
           </w:p>
         </w:tc>
